--- a/docs/항해플러스 Chapter2 회고록.docx
+++ b/docs/항해플러스 Chapter2 회고록.docx
@@ -44,119 +44,7 @@
         <w:rPr>
           <w:rFonts w:hint="eastAsia"/>
         </w:rPr>
-        <w:t xml:space="preserve">설계 부분을 하느라 그나마 </w:t>
-      </w:r>
-      <w:proofErr w:type="spellStart"/>
-      <w:r>
-        <w:rPr>
-          <w:rFonts w:hint="eastAsia"/>
-        </w:rPr>
-        <w:t>자신있는</w:t>
-      </w:r>
-      <w:proofErr w:type="spellEnd"/>
-      <w:r>
-        <w:rPr>
-          <w:rFonts w:hint="eastAsia"/>
-        </w:rPr>
-        <w:t xml:space="preserve"> 부분이라고 생각했다. 하지만, 시퀀스 다이어그램도 처음이며, 이것을 요구사항 분석에 맞춰서 </w:t>
-      </w:r>
-      <w:proofErr w:type="spellStart"/>
-      <w:r>
-        <w:rPr>
-          <w:rFonts w:hint="eastAsia"/>
-        </w:rPr>
-        <w:t>그리는게</w:t>
-      </w:r>
-      <w:proofErr w:type="spellEnd"/>
-      <w:r>
-        <w:rPr>
-          <w:rFonts w:hint="eastAsia"/>
-        </w:rPr>
-        <w:t xml:space="preserve"> 힘들어서 Fail 사유가 되었다. 그리고 혼자 개인 프로젝트 </w:t>
-      </w:r>
-      <w:proofErr w:type="spellStart"/>
-      <w:r>
-        <w:rPr>
-          <w:rFonts w:hint="eastAsia"/>
-        </w:rPr>
-        <w:t>만들떈</w:t>
-      </w:r>
-      <w:proofErr w:type="spellEnd"/>
-      <w:r>
-        <w:rPr>
-          <w:rFonts w:hint="eastAsia"/>
-        </w:rPr>
-        <w:t xml:space="preserve"> 쉽다고 느껴진 </w:t>
-      </w:r>
-      <w:proofErr w:type="spellStart"/>
-      <w:r>
-        <w:rPr>
-          <w:rFonts w:hint="eastAsia"/>
-        </w:rPr>
-        <w:t>erd</w:t>
-      </w:r>
-      <w:proofErr w:type="spellEnd"/>
-      <w:r>
-        <w:rPr>
-          <w:rFonts w:hint="eastAsia"/>
-        </w:rPr>
-        <w:t xml:space="preserve">도 정해진 틀에서 </w:t>
-      </w:r>
-      <w:proofErr w:type="spellStart"/>
-      <w:r>
-        <w:rPr>
-          <w:rFonts w:hint="eastAsia"/>
-        </w:rPr>
-        <w:t>이커머스</w:t>
-      </w:r>
-      <w:proofErr w:type="spellEnd"/>
-      <w:r>
-        <w:rPr>
-          <w:rFonts w:hint="eastAsia"/>
-        </w:rPr>
-        <w:t xml:space="preserve"> 사이트를 </w:t>
-      </w:r>
-      <w:proofErr w:type="spellStart"/>
-      <w:r>
-        <w:rPr>
-          <w:rFonts w:hint="eastAsia"/>
-        </w:rPr>
-        <w:t>만들려니</w:t>
-      </w:r>
-      <w:proofErr w:type="spellEnd"/>
-      <w:r>
-        <w:rPr>
-          <w:rFonts w:hint="eastAsia"/>
-        </w:rPr>
-        <w:t xml:space="preserve"> 역시나 </w:t>
-      </w:r>
-      <w:proofErr w:type="spellStart"/>
-      <w:r>
-        <w:rPr>
-          <w:rFonts w:hint="eastAsia"/>
-        </w:rPr>
-        <w:t>이거저거</w:t>
-      </w:r>
-      <w:proofErr w:type="spellEnd"/>
-      <w:r>
-        <w:rPr>
-          <w:rFonts w:hint="eastAsia"/>
-        </w:rPr>
-        <w:t xml:space="preserve"> 생각하고 코치님, </w:t>
-      </w:r>
-      <w:proofErr w:type="spellStart"/>
-      <w:r>
-        <w:rPr>
-          <w:rFonts w:hint="eastAsia"/>
-        </w:rPr>
-        <w:t>학메님들에게</w:t>
-      </w:r>
-      <w:proofErr w:type="spellEnd"/>
-      <w:r>
-        <w:rPr>
-          <w:rFonts w:hint="eastAsia"/>
-        </w:rPr>
-        <w:t xml:space="preserve"> 물어볼 부분이 많았다. (더구나</w:t>
+        <w:t>설계 부분을 하느라 그나마 자신있는 부분이라고 생각했다. 하지만, 시퀀스 다이어그램도 처음이며, 이것을 요구사항 분석에 맞춰서 그리는게 힘들어서 Fail 사유가 되었다. 그리고 혼자 개인 프로젝트 만들떈 쉽다고 느껴진 erd도 정해진 틀에서 이커머스 사이트를 만들려니 역시나 이거저거 생각하고 코치님, 학메님들에게 물어볼 부분이 많았다. (더구나</w:t>
       </w:r>
       <w:r>
         <w:rPr>
@@ -189,15 +77,18 @@
         <w:rPr>
           <w:rFonts w:hint="eastAsia"/>
         </w:rPr>
-        <w:t xml:space="preserve">도 간간히 설계를 고쳤다.) 하지만, </w:t>
+        <w:t xml:space="preserve">도 간간히 설계를 고쳤다.) </w:t>
+      </w:r>
+      <w:r>
+        <w:rPr>
+          <w:rFonts w:hint="eastAsia"/>
+        </w:rPr>
+        <w:t xml:space="preserve">설계가 결코 쉬운 부분이 아니였다고 느꼈고. 특히나 개인프로젝트 때 한 설계와 많이 벽이 느껴졌다. </w:t>
       </w:r>
     </w:p>
     <w:p>
       <w:pPr>
         <w:ind w:left="440"/>
-        <w:rPr>
-          <w:rFonts w:hint="eastAsia"/>
-        </w:rPr>
       </w:pPr>
     </w:p>
     <w:p>
@@ -207,9 +98,6 @@
           <w:ilvl w:val="0"/>
           <w:numId w:val="1"/>
         </w:numPr>
-        <w:rPr>
-          <w:rFonts w:hint="eastAsia"/>
-        </w:rPr>
       </w:pPr>
       <w:r>
         <w:rPr>
@@ -221,19 +109,7 @@
         <w:rPr>
           <w:rFonts w:hint="eastAsia"/>
         </w:rPr>
-        <w:t>(Chapter 2-</w:t>
-      </w:r>
-      <w:r>
-        <w:rPr>
-          <w:rFonts w:hint="eastAsia"/>
-        </w:rPr>
-        <w:t>2</w:t>
-      </w:r>
-      <w:r>
-        <w:rPr>
-          <w:rFonts w:hint="eastAsia"/>
-        </w:rPr>
-        <w:t xml:space="preserve"> 서버구축)</w:t>
+        <w:t>(Chapter 2-2 서버구축)</w:t>
       </w:r>
     </w:p>
     <w:p>
@@ -244,63 +120,7 @@
         <w:rPr>
           <w:rFonts w:hint="eastAsia"/>
         </w:rPr>
-        <w:t xml:space="preserve">전반적으로 시간도 부족하고, 지금은 정말 기본적인 로직만 완성한 수준의 </w:t>
-      </w:r>
-      <w:proofErr w:type="gramStart"/>
-      <w:r>
-        <w:rPr>
-          <w:rFonts w:hint="eastAsia"/>
-        </w:rPr>
-        <w:t>과제 였다</w:t>
-      </w:r>
-      <w:proofErr w:type="gramEnd"/>
-      <w:r>
-        <w:rPr>
-          <w:rFonts w:hint="eastAsia"/>
-        </w:rPr>
-        <w:t xml:space="preserve">. 사실상 쇼핑몰이 제일 어려운데, </w:t>
-      </w:r>
-      <w:proofErr w:type="spellStart"/>
-      <w:r>
-        <w:rPr>
-          <w:rFonts w:hint="eastAsia"/>
-        </w:rPr>
-        <w:t>포인트차감</w:t>
-      </w:r>
-      <w:proofErr w:type="spellEnd"/>
-      <w:r>
-        <w:rPr>
-          <w:rFonts w:hint="eastAsia"/>
-        </w:rPr>
-        <w:t xml:space="preserve">, </w:t>
-      </w:r>
-      <w:proofErr w:type="spellStart"/>
-      <w:r>
-        <w:rPr>
-          <w:rFonts w:hint="eastAsia"/>
-        </w:rPr>
-        <w:t>결제시</w:t>
-      </w:r>
-      <w:proofErr w:type="spellEnd"/>
-      <w:r>
-        <w:rPr>
-          <w:rFonts w:hint="eastAsia"/>
-        </w:rPr>
-        <w:t xml:space="preserve"> </w:t>
-      </w:r>
-      <w:proofErr w:type="spellStart"/>
-      <w:r>
-        <w:rPr>
-          <w:rFonts w:hint="eastAsia"/>
-        </w:rPr>
-        <w:t>포인트차감</w:t>
-      </w:r>
-      <w:proofErr w:type="spellEnd"/>
-      <w:r>
-        <w:rPr>
-          <w:rFonts w:hint="eastAsia"/>
-        </w:rPr>
-        <w:t xml:space="preserve">, 내 쿠폰 수량 차감, 상품 수감 차량, 쿠폰 적용시 할인가격 적용 이런 부분이 너무 어려웠다. </w:t>
+        <w:t xml:space="preserve">전반적으로 시간도 부족하고, 지금은 정말 기본적인 로직만 완성한 수준의 과제 였다. 사실상 쇼핑몰이 제일 어려운데, 포인트차감, 결제시 포인트차감, 내 쿠폰 수량 차감, 상품 수감 차량, 쿠폰 적용시 할인가격 적용 이런 부분이 너무 어려웠다. </w:t>
       </w:r>
     </w:p>
     <w:p>
@@ -314,113 +134,54 @@
         <w:rPr>
           <w:rFonts w:hint="eastAsia"/>
         </w:rPr>
-        <w:t xml:space="preserve">그 과정속에서 </w:t>
-      </w:r>
-      <w:proofErr w:type="spellStart"/>
-      <w:r>
-        <w:rPr>
-          <w:rFonts w:hint="eastAsia"/>
-        </w:rPr>
-        <w:t>리턴타입</w:t>
-      </w:r>
-      <w:proofErr w:type="spellEnd"/>
-      <w:r>
-        <w:rPr>
-          <w:rFonts w:hint="eastAsia"/>
-        </w:rPr>
-        <w:t xml:space="preserve">, 테이블도 수정을 </w:t>
-      </w:r>
-      <w:proofErr w:type="spellStart"/>
-      <w:r>
-        <w:rPr>
-          <w:rFonts w:hint="eastAsia"/>
-        </w:rPr>
-        <w:t>하게되고</w:t>
-      </w:r>
-      <w:proofErr w:type="spellEnd"/>
-      <w:r>
-        <w:rPr>
-          <w:rFonts w:hint="eastAsia"/>
-        </w:rPr>
-        <w:t xml:space="preserve">, 엔티티 </w:t>
-      </w:r>
-      <w:proofErr w:type="spellStart"/>
-      <w:r>
-        <w:rPr>
-          <w:rFonts w:hint="eastAsia"/>
-        </w:rPr>
-        <w:t>dto</w:t>
-      </w:r>
-      <w:proofErr w:type="spellEnd"/>
-      <w:r>
-        <w:rPr>
-          <w:rFonts w:hint="eastAsia"/>
-        </w:rPr>
-        <w:t xml:space="preserve">도 내가 예상 </w:t>
-      </w:r>
-      <w:proofErr w:type="spellStart"/>
-      <w:r>
-        <w:rPr>
-          <w:rFonts w:hint="eastAsia"/>
-        </w:rPr>
-        <w:t>한거</w:t>
-      </w:r>
-      <w:proofErr w:type="spellEnd"/>
-      <w:r>
-        <w:rPr>
-          <w:rFonts w:hint="eastAsia"/>
-        </w:rPr>
-        <w:t xml:space="preserve"> 보다 많이 </w:t>
-      </w:r>
-      <w:proofErr w:type="spellStart"/>
-      <w:r>
-        <w:rPr>
-          <w:rFonts w:hint="eastAsia"/>
-        </w:rPr>
-        <w:t>힘들었던거</w:t>
-      </w:r>
-      <w:proofErr w:type="spellEnd"/>
-      <w:r>
-        <w:rPr>
-          <w:rFonts w:hint="eastAsia"/>
-        </w:rPr>
-        <w:t xml:space="preserve"> 같다. 아마 3주차 때 설계를 제대로 했어도 그게 </w:t>
-      </w:r>
-      <w:proofErr w:type="gramStart"/>
-      <w:r>
-        <w:rPr>
-          <w:rFonts w:hint="eastAsia"/>
-        </w:rPr>
-        <w:t>개발 하면서</w:t>
-      </w:r>
-      <w:proofErr w:type="gramEnd"/>
-      <w:r>
-        <w:rPr>
-          <w:rFonts w:hint="eastAsia"/>
-        </w:rPr>
-        <w:t xml:space="preserve"> 계속 시간을 쏟아 부어야 했기에 </w:t>
-      </w:r>
-      <w:proofErr w:type="spellStart"/>
-      <w:r>
-        <w:rPr>
-          <w:rFonts w:hint="eastAsia"/>
-        </w:rPr>
-        <w:t>힘들었을것이다</w:t>
-      </w:r>
-      <w:proofErr w:type="spellEnd"/>
-      <w:r>
-        <w:rPr>
-          <w:rFonts w:hint="eastAsia"/>
-        </w:rPr>
-        <w:t>.</w:t>
+        <w:t>그 과정속에서 리턴타입, 테이블도 수정을 하게되고, 엔티티 dto도 내가 예상 한거 보다 많이 힘들었던</w:t>
+      </w:r>
+      <w:r>
+        <w:rPr>
+          <w:rFonts w:hint="eastAsia"/>
+        </w:rPr>
+        <w:t xml:space="preserve"> </w:t>
+      </w:r>
+      <w:r>
+        <w:rPr>
+          <w:rFonts w:hint="eastAsia"/>
+        </w:rPr>
+        <w:t>거 같다. 아마 3주차 때 설계를 제대로 했어도</w:t>
+      </w:r>
+      <w:r>
+        <w:rPr>
+          <w:rFonts w:hint="eastAsia"/>
+        </w:rPr>
+        <w:t xml:space="preserve"> </w:t>
+      </w:r>
+      <w:r>
+        <w:rPr>
+          <w:rFonts w:hint="eastAsia"/>
+        </w:rPr>
+        <w:t>개발 하면서 계속 시간을 쏟아 부어야 했기에 힘들었을</w:t>
+      </w:r>
+      <w:r>
+        <w:rPr>
+          <w:rFonts w:hint="eastAsia"/>
+        </w:rPr>
+        <w:t xml:space="preserve"> </w:t>
+      </w:r>
+      <w:r>
+        <w:rPr>
+          <w:rFonts w:hint="eastAsia"/>
+        </w:rPr>
+        <w:t>것이다.</w:t>
+      </w:r>
+      <w:r>
+        <w:rPr>
+          <w:rFonts w:hint="eastAsia"/>
+        </w:rPr>
+        <w:t xml:space="preserve"> 단위테스트는 하던 중에 제출하고, 통합테스트는 할 시간 조차 없어서 아쉬웠다. </w:t>
       </w:r>
     </w:p>
     <w:p>
       <w:pPr>
         <w:ind w:left="440"/>
-        <w:rPr>
-          <w:rFonts w:hint="eastAsia"/>
-        </w:rPr>
       </w:pPr>
     </w:p>
     <w:p>
@@ -441,19 +202,7 @@
         <w:rPr>
           <w:rFonts w:hint="eastAsia"/>
         </w:rPr>
-        <w:t>(Chapter 2-</w:t>
-      </w:r>
-      <w:r>
-        <w:rPr>
-          <w:rFonts w:hint="eastAsia"/>
-        </w:rPr>
-        <w:t>3</w:t>
-      </w:r>
-      <w:r>
-        <w:rPr>
-          <w:rFonts w:hint="eastAsia"/>
-        </w:rPr>
-        <w:t xml:space="preserve"> 서버구축)</w:t>
+        <w:t>(Chapter 2-3 서버구축)</w:t>
       </w:r>
       <w:r>
         <w:rPr>
@@ -473,226 +222,28 @@
         <w:rPr>
           <w:rFonts w:hint="eastAsia"/>
         </w:rPr>
-        <w:t xml:space="preserve">로깅, </w:t>
-      </w:r>
-      <w:proofErr w:type="spellStart"/>
-      <w:r>
-        <w:rPr>
-          <w:rFonts w:hint="eastAsia"/>
-        </w:rPr>
-        <w:t>ErrorCode</w:t>
-      </w:r>
-      <w:proofErr w:type="spellEnd"/>
-      <w:r>
-        <w:rPr>
-          <w:rFonts w:hint="eastAsia"/>
-        </w:rPr>
-        <w:t xml:space="preserve"> Enum + </w:t>
-      </w:r>
-      <w:proofErr w:type="spellStart"/>
-      <w:r>
-        <w:rPr>
-          <w:rFonts w:hint="eastAsia"/>
-        </w:rPr>
-        <w:t>CustomException</w:t>
-      </w:r>
-      <w:proofErr w:type="spellEnd"/>
-      <w:r>
-        <w:rPr>
-          <w:rFonts w:hint="eastAsia"/>
-        </w:rPr>
-        <w:t xml:space="preserve"> </w:t>
-      </w:r>
-      <w:proofErr w:type="gramStart"/>
-      <w:r>
-        <w:rPr>
-          <w:rFonts w:hint="eastAsia"/>
-        </w:rPr>
-        <w:t xml:space="preserve">Class </w:t>
-      </w:r>
-      <w:proofErr w:type="spellStart"/>
-      <w:r>
-        <w:rPr>
-          <w:rFonts w:hint="eastAsia"/>
-        </w:rPr>
-        <w:t>를</w:t>
-      </w:r>
-      <w:proofErr w:type="spellEnd"/>
-      <w:proofErr w:type="gramEnd"/>
-      <w:r>
-        <w:rPr>
-          <w:rFonts w:hint="eastAsia"/>
-        </w:rPr>
-        <w:t xml:space="preserve"> 활용한 </w:t>
-      </w:r>
-      <w:proofErr w:type="spellStart"/>
-      <w:r>
-        <w:rPr>
-          <w:rFonts w:hint="eastAsia"/>
-        </w:rPr>
-        <w:t>익세션</w:t>
-      </w:r>
-      <w:proofErr w:type="spellEnd"/>
-      <w:r>
-        <w:rPr>
-          <w:rFonts w:hint="eastAsia"/>
-        </w:rPr>
-        <w:t xml:space="preserve"> 구현, 필터, </w:t>
-      </w:r>
-      <w:proofErr w:type="spellStart"/>
-      <w:r>
-        <w:rPr>
-          <w:rFonts w:hint="eastAsia"/>
-        </w:rPr>
-        <w:t>인터셉터를</w:t>
-      </w:r>
-      <w:proofErr w:type="spellEnd"/>
-      <w:r>
-        <w:rPr>
-          <w:rFonts w:hint="eastAsia"/>
-        </w:rPr>
-        <w:t xml:space="preserve"> 구현했다. </w:t>
-      </w:r>
-      <w:proofErr w:type="spellStart"/>
-      <w:r>
-        <w:rPr>
-          <w:rFonts w:hint="eastAsia"/>
-        </w:rPr>
-        <w:t>인터셉터는</w:t>
-      </w:r>
-      <w:proofErr w:type="spellEnd"/>
-      <w:r>
-        <w:rPr>
-          <w:rFonts w:hint="eastAsia"/>
-        </w:rPr>
-        <w:t xml:space="preserve"> 이전에 알고 있던 개념이 크게 적용이 잘되었고. 필터와 </w:t>
-      </w:r>
-      <w:proofErr w:type="spellStart"/>
-      <w:r>
-        <w:rPr>
-          <w:rFonts w:hint="eastAsia"/>
-        </w:rPr>
-        <w:t>인터셉터의</w:t>
-      </w:r>
-      <w:proofErr w:type="spellEnd"/>
-      <w:r>
-        <w:rPr>
-          <w:rFonts w:hint="eastAsia"/>
-        </w:rPr>
-        <w:t xml:space="preserve"> 개념을 </w:t>
-      </w:r>
-      <w:proofErr w:type="spellStart"/>
-      <w:r>
-        <w:rPr>
-          <w:rFonts w:hint="eastAsia"/>
-        </w:rPr>
-        <w:t>허재코치님이</w:t>
-      </w:r>
-      <w:proofErr w:type="spellEnd"/>
-      <w:r>
-        <w:rPr>
-          <w:rFonts w:hint="eastAsia"/>
-        </w:rPr>
-        <w:t xml:space="preserve"> 쉽게 이해하게 끔 </w:t>
-      </w:r>
-      <w:proofErr w:type="spellStart"/>
-      <w:r>
-        <w:rPr>
-          <w:rFonts w:hint="eastAsia"/>
-        </w:rPr>
-        <w:t>설명해주셨기에</w:t>
-      </w:r>
-      <w:proofErr w:type="spellEnd"/>
-      <w:r>
-        <w:rPr>
-          <w:rFonts w:hint="eastAsia"/>
-        </w:rPr>
-        <w:t xml:space="preserve"> 다행이다. 시간이 좀 남아서 </w:t>
-      </w:r>
-      <w:proofErr w:type="spellStart"/>
-      <w:r>
-        <w:rPr>
-          <w:rFonts w:hint="eastAsia"/>
-        </w:rPr>
-        <w:t>전주차</w:t>
-      </w:r>
-      <w:proofErr w:type="spellEnd"/>
-      <w:r>
-        <w:rPr>
-          <w:rFonts w:hint="eastAsia"/>
-        </w:rPr>
-        <w:t xml:space="preserve"> 과제도 </w:t>
-      </w:r>
-      <w:proofErr w:type="spellStart"/>
-      <w:r>
-        <w:rPr>
-          <w:rFonts w:hint="eastAsia"/>
-        </w:rPr>
-        <w:t>리팩토링</w:t>
-      </w:r>
-      <w:proofErr w:type="spellEnd"/>
-      <w:r>
-        <w:rPr>
-          <w:rFonts w:hint="eastAsia"/>
-        </w:rPr>
-        <w:t xml:space="preserve"> 및 </w:t>
-      </w:r>
-      <w:r>
-        <w:rPr>
-          <w:rFonts w:hint="eastAsia"/>
-        </w:rPr>
-        <w:t xml:space="preserve">되돌아보고, 인강, </w:t>
-      </w:r>
-      <w:proofErr w:type="spellStart"/>
-      <w:r>
-        <w:rPr>
-          <w:rFonts w:hint="eastAsia"/>
-        </w:rPr>
-        <w:t>jpa</w:t>
-      </w:r>
-      <w:proofErr w:type="spellEnd"/>
-      <w:r>
-        <w:rPr>
-          <w:rFonts w:hint="eastAsia"/>
-        </w:rPr>
-        <w:t xml:space="preserve">관련 서적도 </w:t>
-      </w:r>
-      <w:proofErr w:type="spellStart"/>
-      <w:r>
-        <w:rPr>
-          <w:rFonts w:hint="eastAsia"/>
-        </w:rPr>
-        <w:t>정독하는</w:t>
-      </w:r>
-      <w:proofErr w:type="spellEnd"/>
-      <w:r>
-        <w:rPr>
-          <w:rFonts w:hint="eastAsia"/>
-        </w:rPr>
-        <w:t xml:space="preserve"> 시간을 </w:t>
-      </w:r>
-      <w:proofErr w:type="gramStart"/>
-      <w:r>
-        <w:rPr>
-          <w:rFonts w:hint="eastAsia"/>
-        </w:rPr>
-        <w:t>가졌었다</w:t>
-      </w:r>
-      <w:proofErr w:type="gramEnd"/>
-      <w:r>
-        <w:rPr>
-          <w:rFonts w:hint="eastAsia"/>
-        </w:rPr>
-        <w:t xml:space="preserve">.  </w:t>
+        <w:t xml:space="preserve">로깅, ErrorCode Enum + CustomException Class 를 활용한 익세션 구현, 필터, 인터셉터를 구현했다. 인터셉터는 이전에 알고 있던 개념이 크게 적용이 잘되었고. 필터와 인터셉터의 개념을 허재코치님이 쉽게 이해하게 끔 설명해주셨기에 다행이다. 시간이 좀 남아서 전주차 과제도 </w:t>
+      </w:r>
+      <w:r>
+        <w:rPr>
+          <w:rFonts w:hint="eastAsia"/>
+        </w:rPr>
+        <w:t xml:space="preserve">리팩토링 및 </w:t>
+      </w:r>
+      <w:r>
+        <w:rPr>
+          <w:rFonts w:hint="eastAsia"/>
+        </w:rPr>
+        <w:t xml:space="preserve">되돌아보고, 인강, jpa관련 서적도 정독하는 시간을 가졌었다.  </w:t>
+      </w:r>
+      <w:r>
+        <w:rPr>
+          <w:rFonts w:hint="eastAsia"/>
+        </w:rPr>
+        <w:t>그 결과 조금씩 jpa에 익숙해지는 느낌이 있었다.</w:t>
       </w:r>
     </w:p>
-    <w:p>
-      <w:pPr>
-        <w:rPr>
-          <w:rFonts w:hint="eastAsia"/>
-        </w:rPr>
-      </w:pPr>
-    </w:p>
+    <w:p/>
     <w:sectPr>
       <w:pgSz w:w="11906" w:h="16838"/>
       <w:pgMar w:top="1701" w:right="1440" w:bottom="1440" w:left="1440" w:header="851" w:footer="992" w:gutter="0"/>

--- a/docs/항해플러스 Chapter2 회고록.docx
+++ b/docs/항해플러스 Chapter2 회고록.docx
@@ -36,9 +36,6 @@
       <w:pPr>
         <w:pStyle w:val="a6"/>
         <w:ind w:left="440"/>
-        <w:rPr>
-          <w:rFonts w:hint="eastAsia"/>
-        </w:rPr>
       </w:pPr>
       <w:r>
         <w:rPr>
@@ -126,9 +123,6 @@
     <w:p>
       <w:pPr>
         <w:ind w:left="440"/>
-        <w:rPr>
-          <w:rFonts w:hint="eastAsia"/>
-        </w:rPr>
       </w:pPr>
       <w:r>
         <w:rPr>
@@ -214,15 +208,12 @@
     <w:p>
       <w:pPr>
         <w:ind w:left="440"/>
-        <w:rPr>
-          <w:rFonts w:hint="eastAsia"/>
-        </w:rPr>
-      </w:pPr>
-      <w:r>
-        <w:rPr>
-          <w:rFonts w:hint="eastAsia"/>
-        </w:rPr>
-        <w:t xml:space="preserve">로깅, ErrorCode Enum + CustomException Class 를 활용한 익세션 구현, 필터, 인터셉터를 구현했다. 인터셉터는 이전에 알고 있던 개념이 크게 적용이 잘되었고. 필터와 인터셉터의 개념을 허재코치님이 쉽게 이해하게 끔 설명해주셨기에 다행이다. 시간이 좀 남아서 전주차 과제도 </w:t>
+      </w:pPr>
+      <w:r>
+        <w:rPr>
+          <w:rFonts w:hint="eastAsia"/>
+        </w:rPr>
+        <w:t xml:space="preserve">로깅, ErrorCode Enum + CustomException Class 를 활용한 익세션 구현, 필터, 인터셉터를 구현했다. 인터셉터는 이전에 알고 있던 개념이 크게 적용이 잘되었고. 필터와 인터셉터의 개념을 코치님이 쉽게 이해하게 끔 설명해주셨기에 다행이다. 시간이 좀 남아서 전주차 과제도 </w:t>
       </w:r>
       <w:r>
         <w:rPr>
@@ -244,6 +235,82 @@
       </w:r>
     </w:p>
     <w:p/>
+    <w:p>
+      <w:r>
+        <w:rPr>
+          <w:rFonts w:hint="eastAsia"/>
+        </w:rPr>
+        <w:t xml:space="preserve">개선할점 </w:t>
+      </w:r>
+    </w:p>
+    <w:p>
+      <w:r>
+        <w:rPr>
+          <w:rFonts w:hint="eastAsia"/>
+        </w:rPr>
+        <w:t xml:space="preserve">테스트 케이스, jpa, 클린+레이어드 아키텍처 모든것이 처음이고, 모든 주차를 빡빡하게 시간을 보냈다. 좁아진 시야에서 많이 확장되고, 얻어가는것도 많았으며, 반성도 많이 하게 되었다. 일을 빨리 쳐내야한다는 압박관념에 사로잡혀 제대로 알지도 못하는 것을 막 </w:t>
+      </w:r>
+      <w:r>
+        <w:rPr>
+          <w:rFonts w:hint="eastAsia"/>
+        </w:rPr>
+        <w:lastRenderedPageBreak/>
+        <w:t>가져다 쓰는게 개선할 부분이었다.</w:t>
+      </w:r>
+    </w:p>
+    <w:p/>
+    <w:p>
+      <w:r>
+        <w:rPr>
+          <w:rFonts w:hint="eastAsia"/>
+        </w:rPr>
+        <w:t>마무리</w:t>
+      </w:r>
+    </w:p>
+    <w:p>
+      <w:pPr>
+        <w:rPr>
+          <w:rFonts w:hint="eastAsia"/>
+        </w:rPr>
+      </w:pPr>
+      <w:r>
+        <w:rPr>
+          <w:rFonts w:hint="eastAsia"/>
+        </w:rPr>
+        <w:t xml:space="preserve">여러 </w:t>
+      </w:r>
+      <w:r>
+        <w:rPr>
+          <w:rFonts w:hint="eastAsia"/>
+        </w:rPr>
+        <w:t>사람들이 한 결과물을 보며 정답에 집중하는게 아닌 그 사람이 왜 이렇게 구현했는지를 보는게 가장 큰 공부가 되었다. 팀원, 학습메이트, 코치님들과 소통하</w:t>
+      </w:r>
+      <w:r>
+        <w:rPr>
+          <w:rFonts w:hint="eastAsia"/>
+        </w:rPr>
+        <w:t>고, 토론하며,</w:t>
+      </w:r>
+      <w:r>
+        <w:rPr>
+          <w:rFonts w:hint="eastAsia"/>
+        </w:rPr>
+        <w:t xml:space="preserve"> 모르는 것을 깨달아 가는게 많았다. </w:t>
+      </w:r>
+      <w:r>
+        <w:rPr>
+          <w:rFonts w:hint="eastAsia"/>
+        </w:rPr>
+        <w:t>야생학습을 통해 자신의 부족한 부분을 많이 깨달았다.</w:t>
+      </w:r>
+    </w:p>
+    <w:p>
+      <w:pPr>
+        <w:rPr>
+          <w:rFonts w:hint="eastAsia"/>
+        </w:rPr>
+      </w:pPr>
+    </w:p>
     <w:sectPr>
       <w:pgSz w:w="11906" w:h="16838"/>
       <w:pgMar w:top="1701" w:right="1440" w:bottom="1440" w:left="1440" w:header="851" w:footer="992" w:gutter="0"/>
@@ -252,6 +319,56 @@
     </w:sectPr>
   </w:body>
 </w:document>
+</file>
+
+<file path=word/endnotes.xml><?xml version="1.0" encoding="utf-8"?>
+<w:endnotes xmlns:wpc="http://schemas.microsoft.com/office/word/2010/wordprocessingCanvas" xmlns:cx="http://schemas.microsoft.com/office/drawing/2014/chartex" xmlns:cx1="http://schemas.microsoft.com/office/drawing/2015/9/8/chartex" xmlns:cx2="http://schemas.microsoft.com/office/drawing/2015/10/21/chartex" xmlns:cx3="http://schemas.microsoft.com/office/drawing/2016/5/9/chartex" xmlns:cx4="http://schemas.microsoft.com/office/drawing/2016/5/10/chartex" xmlns:cx5="http://schemas.microsoft.com/office/drawing/2016/5/11/chartex" xmlns:cx6="http://schemas.microsoft.com/office/drawing/2016/5/12/chartex" xmlns:cx7="http://schemas.microsoft.com/office/drawing/2016/5/13/chartex" xmlns:cx8="http://schemas.microsoft.com/office/drawing/2016/5/14/chartex" xmlns:mc="http://schemas.openxmlformats.org/markup-compatibility/2006" xmlns:aink="http://schemas.microsoft.com/office/drawing/2016/ink" xmlns:am3d="http://schemas.microsoft.com/office/drawing/2017/model3d" xmlns:o="urn:schemas-microsoft-com:office:office" xmlns:oel="http://schemas.microsoft.com/office/2019/extlst" xmlns:r="http://schemas.openxmlformats.org/officeDocument/2006/relationships" xmlns:m="http://schemas.openxmlformats.org/officeDocument/2006/math" xmlns:v="urn:schemas-microsoft-com:vml" xmlns:wp14="http://schemas.microsoft.com/office/word/2010/wordprocessingDrawing" xmlns:wp="http://schemas.openxmlformats.org/drawingml/2006/wordprocessingDrawing" xmlns:w10="urn:schemas-microsoft-com:office:word" xmlns:w="http://schemas.openxmlformats.org/wordprocessingml/2006/main" xmlns:w14="http://schemas.microsoft.com/office/word/2010/wordml" xmlns:w15="http://schemas.microsoft.com/office/word/2012/wordml" xmlns:w16cex="http://schemas.microsoft.com/office/word/2018/wordml/cex" xmlns:w16cid="http://schemas.microsoft.com/office/word/2016/wordml/cid" xmlns:w16="http://schemas.microsoft.com/office/word/2018/wordml" xmlns:w16du="http://schemas.microsoft.com/office/word/2023/wordml/word16du" xmlns:w16sdtdh="http://schemas.microsoft.com/office/word/2020/wordml/sdtdatahash" xmlns:w16sdtfl="http://schemas.microsoft.com/office/word/2024/wordml/sdtformatlock" xmlns:w16se="http://schemas.microsoft.com/office/word/2015/wordml/symex" xmlns:wpg="http://schemas.microsoft.com/office/word/2010/wordprocessingGroup" xmlns:wpi="http://schemas.microsoft.com/office/word/2010/wordprocessingInk" xmlns:wne="http://schemas.microsoft.com/office/word/2006/wordml" xmlns:wps="http://schemas.microsoft.com/office/word/2010/wordprocessingShape" mc:Ignorable="w14 w15 w16se w16cid w16 w16cex w16sdtdh w16sdtfl w16du wp14">
+  <w:endnote w:type="separator" w:id="-1">
+    <w:p>
+      <w:pPr>
+        <w:spacing w:after="0"/>
+      </w:pPr>
+      <w:r>
+        <w:separator/>
+      </w:r>
+    </w:p>
+  </w:endnote>
+  <w:endnote w:type="continuationSeparator" w:id="0">
+    <w:p>
+      <w:pPr>
+        <w:spacing w:after="0"/>
+      </w:pPr>
+      <w:r>
+        <w:continuationSeparator/>
+      </w:r>
+    </w:p>
+  </w:endnote>
+</w:endnotes>
+</file>
+
+<file path=word/footnotes.xml><?xml version="1.0" encoding="utf-8"?>
+<w:footnotes xmlns:wpc="http://schemas.microsoft.com/office/word/2010/wordprocessingCanvas" xmlns:cx="http://schemas.microsoft.com/office/drawing/2014/chartex" xmlns:cx1="http://schemas.microsoft.com/office/drawing/2015/9/8/chartex" xmlns:cx2="http://schemas.microsoft.com/office/drawing/2015/10/21/chartex" xmlns:cx3="http://schemas.microsoft.com/office/drawing/2016/5/9/chartex" xmlns:cx4="http://schemas.microsoft.com/office/drawing/2016/5/10/chartex" xmlns:cx5="http://schemas.microsoft.com/office/drawing/2016/5/11/chartex" xmlns:cx6="http://schemas.microsoft.com/office/drawing/2016/5/12/chartex" xmlns:cx7="http://schemas.microsoft.com/office/drawing/2016/5/13/chartex" xmlns:cx8="http://schemas.microsoft.com/office/drawing/2016/5/14/chartex" xmlns:mc="http://schemas.openxmlformats.org/markup-compatibility/2006" xmlns:aink="http://schemas.microsoft.com/office/drawing/2016/ink" xmlns:am3d="http://schemas.microsoft.com/office/drawing/2017/model3d" xmlns:o="urn:schemas-microsoft-com:office:office" xmlns:oel="http://schemas.microsoft.com/office/2019/extlst" xmlns:r="http://schemas.openxmlformats.org/officeDocument/2006/relationships" xmlns:m="http://schemas.openxmlformats.org/officeDocument/2006/math" xmlns:v="urn:schemas-microsoft-com:vml" xmlns:wp14="http://schemas.microsoft.com/office/word/2010/wordprocessingDrawing" xmlns:wp="http://schemas.openxmlformats.org/drawingml/2006/wordprocessingDrawing" xmlns:w10="urn:schemas-microsoft-com:office:word" xmlns:w="http://schemas.openxmlformats.org/wordprocessingml/2006/main" xmlns:w14="http://schemas.microsoft.com/office/word/2010/wordml" xmlns:w15="http://schemas.microsoft.com/office/word/2012/wordml" xmlns:w16cex="http://schemas.microsoft.com/office/word/2018/wordml/cex" xmlns:w16cid="http://schemas.microsoft.com/office/word/2016/wordml/cid" xmlns:w16="http://schemas.microsoft.com/office/word/2018/wordml" xmlns:w16du="http://schemas.microsoft.com/office/word/2023/wordml/word16du" xmlns:w16sdtdh="http://schemas.microsoft.com/office/word/2020/wordml/sdtdatahash" xmlns:w16sdtfl="http://schemas.microsoft.com/office/word/2024/wordml/sdtformatlock" xmlns:w16se="http://schemas.microsoft.com/office/word/2015/wordml/symex" xmlns:wpg="http://schemas.microsoft.com/office/word/2010/wordprocessingGroup" xmlns:wpi="http://schemas.microsoft.com/office/word/2010/wordprocessingInk" xmlns:wne="http://schemas.microsoft.com/office/word/2006/wordml" xmlns:wps="http://schemas.microsoft.com/office/word/2010/wordprocessingShape" mc:Ignorable="w14 w15 w16se w16cid w16 w16cex w16sdtdh w16sdtfl w16du wp14">
+  <w:footnote w:type="separator" w:id="-1">
+    <w:p>
+      <w:pPr>
+        <w:spacing w:after="0"/>
+      </w:pPr>
+      <w:r>
+        <w:separator/>
+      </w:r>
+    </w:p>
+  </w:footnote>
+  <w:footnote w:type="continuationSeparator" w:id="0">
+    <w:p>
+      <w:pPr>
+        <w:spacing w:after="0"/>
+      </w:pPr>
+      <w:r>
+        <w:continuationSeparator/>
+      </w:r>
+    </w:p>
+  </w:footnote>
+</w:footnotes>
 </file>
 
 <file path=word/numbering.xml><?xml version="1.0" encoding="utf-8"?>
@@ -1359,6 +1476,50 @@
       <w:spacing w:val="5"/>
     </w:rPr>
   </w:style>
+  <w:style w:type="paragraph" w:styleId="aa">
+    <w:name w:val="header"/>
+    <w:basedOn w:val="a"/>
+    <w:link w:val="Char3"/>
+    <w:uiPriority w:val="99"/>
+    <w:unhideWhenUsed/>
+    <w:rsid w:val="00200C50"/>
+    <w:pPr>
+      <w:tabs>
+        <w:tab w:val="center" w:pos="4513"/>
+        <w:tab w:val="right" w:pos="9026"/>
+      </w:tabs>
+      <w:snapToGrid w:val="0"/>
+    </w:pPr>
+  </w:style>
+  <w:style w:type="character" w:customStyle="1" w:styleId="Char3">
+    <w:name w:val="머리글 Char"/>
+    <w:basedOn w:val="a0"/>
+    <w:link w:val="aa"/>
+    <w:uiPriority w:val="99"/>
+    <w:rsid w:val="00200C50"/>
+  </w:style>
+  <w:style w:type="paragraph" w:styleId="ab">
+    <w:name w:val="footer"/>
+    <w:basedOn w:val="a"/>
+    <w:link w:val="Char4"/>
+    <w:uiPriority w:val="99"/>
+    <w:unhideWhenUsed/>
+    <w:rsid w:val="00200C50"/>
+    <w:pPr>
+      <w:tabs>
+        <w:tab w:val="center" w:pos="4513"/>
+        <w:tab w:val="right" w:pos="9026"/>
+      </w:tabs>
+      <w:snapToGrid w:val="0"/>
+    </w:pPr>
+  </w:style>
+  <w:style w:type="character" w:customStyle="1" w:styleId="Char4">
+    <w:name w:val="바닥글 Char"/>
+    <w:basedOn w:val="a0"/>
+    <w:link w:val="ab"/>
+    <w:uiPriority w:val="99"/>
+    <w:rsid w:val="00200C50"/>
+  </w:style>
 </w:styles>
 </file>
 
